--- a/src/main/resources/Заполнители/ВКР/common/Аннотация.docx
+++ b/src/main/resources/Заполнители/ВКР/common/Аннотация.docx
@@ -135,11 +135,7 @@
       </w:pPr>
       <w:r>
         <w:rPr/>
-        <w:t xml:space="preserve">Кафедра </w:t>
-      </w:r>
-      <w:r>
-        <w:rPr/>
-        <w:t>общей информатики</w:t>
+        <w:t>Кафедра общей информатики</w:t>
       </w:r>
     </w:p>
     <w:p>
@@ -516,33 +512,32 @@
           <w:bCs/>
           <w:color w:val="000000"/>
         </w:rPr>
-        <w:t xml:space="preserve">, </w:t>
-      </w:r>
-      <w:r>
-        <w:rPr>
-          <w:bCs/>
+        <w:t>, ____________</w:t>
+      </w:r>
+    </w:p>
+    <w:p>
+      <w:pPr>
+        <w:pStyle w:val="Normal"/>
+        <w:rPr>
+          <w:b w:val="false"/>
+          <w:bCs w:val="false"/>
+          <w:i w:val="false"/>
+          <w:iCs w:val="false"/>
+          <w:u w:val="none"/>
+        </w:rPr>
+      </w:pPr>
+      <w:r>
+        <w:rPr>
+          <w:b w:val="false"/>
+          <w:bCs w:val="false"/>
+          <w:i w:val="false"/>
+          <w:iCs w:val="false"/>
           <w:color w:val="000000"/>
-        </w:rPr>
-        <w:t>____________</w:t>
-      </w:r>
-    </w:p>
-    <w:p>
-      <w:pPr>
-        <w:pStyle w:val="Normal"/>
-        <w:rPr>
-          <w:bCs/>
-          <w:color w:val="000000"/>
-        </w:rPr>
-      </w:pPr>
-      <w:r>
-        <w:rPr>
-          <w:bCs/>
-          <w:color w:val="000000"/>
-        </w:rPr>
-        <w:t>Дата</w:t>
-      </w:r>
-      <w:bookmarkStart w:id="0" w:name="_GoBack"/>
-      <w:bookmarkEnd w:id="0"/>
+          <w:u w:val="none"/>
+          <w:shd w:fill="FFFF00" w:val="clear"/>
+        </w:rPr>
+        <w:t>$(датаАннотации)</w:t>
+      </w:r>
     </w:p>
     <w:sectPr>
       <w:type w:val="nextPage"/>
@@ -1223,6 +1218,7 @@
     <w:rsid w:val="00be5893"/>
     <w:pPr>
       <w:widowControl/>
+      <w:suppressAutoHyphens w:val="true"/>
       <w:bidi w:val="0"/>
       <w:spacing w:lineRule="auto" w:line="240" w:before="0" w:after="0"/>
       <w:ind w:firstLine="567"/>
@@ -1234,7 +1230,7 @@
       <w:kern w:val="0"/>
       <w:sz w:val="24"/>
       <w:szCs w:val="24"/>
-      <w:lang w:eastAsia="ru-RU" w:val="ru-RU" w:bidi="ar-SA"/>
+      <w:lang w:val="ru-RU" w:eastAsia="ru-RU" w:bidi="ar-SA"/>
     </w:rPr>
   </w:style>
   <w:style w:type="paragraph" w:styleId="Heading1">
@@ -1514,6 +1510,13 @@
       <w:vertAlign w:val="superscript"/>
     </w:rPr>
   </w:style>
+  <w:style w:type="character" w:styleId="user">
+    <w:name w:val="Символ сноски (user)"/>
+    <w:qFormat/>
+    <w:rPr>
+      <w:vertAlign w:val="superscript"/>
+    </w:rPr>
+  </w:style>
   <w:style w:type="character" w:styleId="FootnoteReference">
     <w:name w:val="footnote reference"/>
     <w:rPr>
@@ -1902,6 +1905,32 @@
       <w:rFonts w:cs="Noto Sans Devanagari"/>
     </w:rPr>
   </w:style>
+  <w:style w:type="paragraph" w:styleId="user1">
+    <w:name w:val="Заголовок (user)"/>
+    <w:basedOn w:val="Normal"/>
+    <w:next w:val="BodyText"/>
+    <w:qFormat/>
+    <w:pPr>
+      <w:keepNext w:val="true"/>
+      <w:spacing w:before="240" w:after="120"/>
+    </w:pPr>
+    <w:rPr>
+      <w:rFonts w:ascii="Liberation Sans" w:hAnsi="Liberation Sans" w:eastAsia="Noto Sans CJK SC" w:cs="Noto Sans Devanagari"/>
+      <w:sz w:val="28"/>
+      <w:szCs w:val="28"/>
+    </w:rPr>
+  </w:style>
+  <w:style w:type="paragraph" w:styleId="user2">
+    <w:name w:val="Указатель (user)"/>
+    <w:basedOn w:val="Normal"/>
+    <w:qFormat/>
+    <w:pPr>
+      <w:suppressLineNumbers/>
+    </w:pPr>
+    <w:rPr>
+      <w:rFonts w:cs="Noto Sans Devanagari"/>
+    </w:rPr>
+  </w:style>
   <w:style w:type="paragraph" w:styleId="FootnoteText">
     <w:name w:val="footnote text"/>
     <w:basedOn w:val="Normal"/>
@@ -1997,6 +2026,7 @@
     <w:rsid w:val="00251166"/>
     <w:pPr>
       <w:widowControl/>
+      <w:suppressAutoHyphens w:val="true"/>
       <w:bidi w:val="0"/>
       <w:spacing w:lineRule="auto" w:line="240" w:before="0" w:after="0"/>
       <w:jc w:val="start"/>
@@ -2186,6 +2216,13 @@
   </w:style>
   <w:style w:type="paragraph" w:styleId="Style18">
     <w:name w:val="Колонтитулы"/>
+    <w:basedOn w:val="Normal"/>
+    <w:qFormat/>
+    <w:pPr/>
+    <w:rPr/>
+  </w:style>
+  <w:style w:type="paragraph" w:styleId="user3">
+    <w:name w:val="Колонтитулы (user)"/>
     <w:basedOn w:val="Normal"/>
     <w:qFormat/>
     <w:pPr/>
